--- a/files/FMCG_Brand_Strategy.docx
+++ b/files/FMCG_Brand_Strategy.docx
@@ -10,21 +10,12 @@
         <w:rPr>
           <w:color w:val="1F4E78"/>
         </w:rPr>
-        <w:t>Food &amp; FMCG — FMCG Brand Strategy</w:t>
+        <w:t>Brand Strategy - Mawar Personal Care FY2026</w:t>
       </w:r>
     </w:p>
     <w:p>
       <w:r>
-        <w:rPr>
-          <w:i/>
-        </w:rPr>
-        <w:t>Document owner: Food &amp; FMCG Office</w:t>
-      </w:r>
-      <w:r>
-        <w:rPr>
-          <w:i/>
-        </w:rPr>
-        <w:t xml:space="preserve">  ·  Version: FY2025-A  ·  Classification: Internal — Working</w:t>
+        <w:t>Brand: Mawar | Category: Personal Care - Body Wash, Shampoo, Soap | Owner: Lim Mei Ling (Brand Director) | Period: FY2026</w:t>
       </w:r>
     </w:p>
     <w:p>
@@ -32,17 +23,12 @@
         <w:pStyle w:val="Heading1"/>
       </w:pPr>
       <w:r>
-        <w:t>1. Executive Summary</w:t>
+        <w:t>1. Where the brand stands today</w:t>
       </w:r>
     </w:p>
     <w:p>
       <w:r>
-        <w:t>This document is the working artefact for the fmcg brand strategy use case in the food &amp; fmcg domain. It is staged for a Microsoft 365 Copilot Cowork / Notebook demo and contains plausible (illustrative) figures, lists, and narratives — not real customer data. The numbers tie back to the companion spreadsheet of the same stem.</w:t>
-      </w:r>
-    </w:p>
-    <w:p>
-      <w:r>
-        <w:t>The intended demo flow: a food &amp; fmcg stakeholder asks Copilot to summarise, compare, draft, or distribute the contents of this file alongside related artefacts. Cowork fans the task out into 5 parallel sub-tasks (draft Word, draft email, schedule meeting, post Teams message, build action tracker). Notebook adds it as a source and answers grounded questions across all sources.</w:t>
+        <w:t>Mawar is the #3 mass personal-care brand in West Malaysia with 14.2% volume share and 11.8% value share in Body Wash, 12.4% / 10.6% in Shampoo. Brand health scores: Aided awareness 92%, Consideration 38%, P3M purchase 18%. Penetration grew 1.8 points YoY to 41% in target households.</w:t>
       </w:r>
     </w:p>
     <w:p>
@@ -50,17 +36,12 @@
         <w:pStyle w:val="Heading1"/>
       </w:pPr>
       <w:r>
-        <w:t>2. Scenario &amp; Background</w:t>
+        <w:t>2. Strategic question</w:t>
       </w:r>
     </w:p>
     <w:p>
       <w:r>
-        <w:t>The Group is mid-cycle on its FY2025 close and is rolling forward into FY2026 planning. The food &amp; fmcg portfolio has surfaced a mix of on-track lines and corrective items. This fmcg brand strategy captures the working position on those items so the Group office, the operating committee, and (where relevant) the regulator-facing officer can align on next steps.</w:t>
-      </w:r>
-    </w:p>
-    <w:p>
-      <w:r>
-        <w:t>The team has triangulated the working dataset against three peer benchmarks and against the regulator's published thresholds for the sector. Findings carried over from the prior cycle have been re-examined to test whether the original assumptions still hold under the FY2026 base case.</w:t>
+        <w:t>How do we shift Mawar from a price-fighter brand to a premium-mass brand and lift gross margin from 28% to 34% over 3 years - without losing the loyal MYR 8-12 SKU buyer?</w:t>
       </w:r>
     </w:p>
     <w:p>
@@ -68,59 +49,12 @@
         <w:pStyle w:val="Heading1"/>
       </w:pPr>
       <w:r>
-        <w:t>3. Detail &amp; Working</w:t>
-      </w:r>
-    </w:p>
-    <w:p>
-      <w:pPr>
-        <w:pStyle w:val="Heading2"/>
-      </w:pPr>
-      <w:r>
-        <w:t>3.1 Position at end of period</w:t>
+        <w:t>3. Brand purpose and proposition</w:t>
       </w:r>
     </w:p>
     <w:p>
       <w:r>
-        <w:t>The closing position by unit / segment is captured in the Brand Snapshot tab of the companion workbook. Headline metrics — Market Share %, GP %, Volume k cs — are within the agreed corridors for Brand A, Brand B, and Brand C; outside the corridor for Brand D and Brand E; and under recovery monitoring for Modern Trade.</w:t>
-      </w:r>
-    </w:p>
-    <w:p>
-      <w:pPr>
-        <w:pStyle w:val="Heading2"/>
-      </w:pPr>
-      <w:r>
-        <w:t>3.2 Key drivers</w:t>
-      </w:r>
-    </w:p>
-    <w:p>
-      <w:r>
-        <w:t>The driver bridge (see Channel Bridge tab) attributes the FY25 variance to a balanced mix of volume / mix, pricing and discount discipline, cost base reset, capex re-baseline, working capital, regulatory provisions, FX and hedging, and productivity / automation. Each driver carries an owner and a status (on-track / at-risk / behind / recovered / mitigated).</w:t>
-      </w:r>
-    </w:p>
-    <w:p>
-      <w:pPr>
-        <w:pStyle w:val="Heading2"/>
-      </w:pPr>
-      <w:r>
-        <w:t>3.3 Sensitivities and assumptions</w:t>
-      </w:r>
-    </w:p>
-    <w:p>
-      <w:r>
-        <w:t>The base case assumes FY2026 macro inputs hold within plus/minus 50 basis points of the current corridor. The upside and downside scenarios stress the headline metrics by plus/minus two corridors and re-test the recovery plan owners against the stressed position. Key sensitivities: rate path, FX MYR/USD, commodity benchmarks, regulator timing, and customer concentration.</w:t>
-      </w:r>
-    </w:p>
-    <w:p>
-      <w:pPr>
-        <w:pStyle w:val="Heading2"/>
-      </w:pPr>
-      <w:r>
-        <w:t>3.4 Open issues and unknowns</w:t>
-      </w:r>
-    </w:p>
-    <w:p>
-      <w:r>
-        <w:t>The watchlist (see Risk Watchlist tab) tracks 14 indicators flagged in the prior review. Eight are on-track, four are within five points of the threshold (watch), and two have breached and triggered the escalation protocol. Owners and remediation dates are recorded against each item.</w:t>
+        <w:t>Purpose: Mawar believes everyday self-care is a small act of dignity. Proposition: Salon-grade ingredients, supermarket prices, designed in Malaysia. Three pillars: (1) Botanical efficacy (Centella, Tualang Honey, Pegaga); (2) Halal + dermatologically tested; (3) Refill economy.</w:t>
       </w:r>
     </w:p>
     <w:p>
@@ -128,7 +62,208 @@
         <w:pStyle w:val="Heading1"/>
       </w:pPr>
       <w:r>
-        <w:t>4. Recommended Actions</w:t>
+        <w:t>4. Portfolio reshape FY2026</w:t>
+      </w:r>
+    </w:p>
+    <w:tbl>
+      <w:tblPr>
+        <w:tblStyle w:val="LightGrid-Accent1"/>
+        <w:tblW w:type="auto" w:w="0"/>
+        <w:tblLook w:firstColumn="1" w:firstRow="1" w:lastColumn="0" w:lastRow="0" w:noHBand="0" w:noVBand="1" w:val="04A0"/>
+      </w:tblPr>
+      <w:tblGrid>
+        <w:gridCol w:w="2160"/>
+        <w:gridCol w:w="2160"/>
+        <w:gridCol w:w="2160"/>
+        <w:gridCol w:w="2160"/>
+      </w:tblGrid>
+      <w:tr>
+        <w:tc>
+          <w:tcPr>
+            <w:tcW w:type="dxa" w:w="2160"/>
+          </w:tcPr>
+          <w:p>
+            <w:r>
+              <w:rPr>
+                <w:b/>
+              </w:rPr>
+              <w:t>SKU tier</w:t>
+            </w:r>
+          </w:p>
+        </w:tc>
+        <w:tc>
+          <w:tcPr>
+            <w:tcW w:type="dxa" w:w="2160"/>
+          </w:tcPr>
+          <w:p>
+            <w:r>
+              <w:rPr>
+                <w:b/>
+              </w:rPr>
+              <w:t>FY2025 share of revenue</w:t>
+            </w:r>
+          </w:p>
+        </w:tc>
+        <w:tc>
+          <w:tcPr>
+            <w:tcW w:type="dxa" w:w="2160"/>
+          </w:tcPr>
+          <w:p>
+            <w:r>
+              <w:rPr>
+                <w:b/>
+              </w:rPr>
+              <w:t>FY2026 target</w:t>
+            </w:r>
+          </w:p>
+        </w:tc>
+        <w:tc>
+          <w:tcPr>
+            <w:tcW w:type="dxa" w:w="2160"/>
+          </w:tcPr>
+          <w:p>
+            <w:r>
+              <w:rPr>
+                <w:b/>
+              </w:rPr>
+              <w:t>Move</w:t>
+            </w:r>
+          </w:p>
+        </w:tc>
+      </w:tr>
+      <w:tr>
+        <w:tc>
+          <w:tcPr>
+            <w:tcW w:type="dxa" w:w="2160"/>
+          </w:tcPr>
+          <w:p>
+            <w:r>
+              <w:t>Core - MYR 8-12 entry</w:t>
+            </w:r>
+          </w:p>
+        </w:tc>
+        <w:tc>
+          <w:tcPr>
+            <w:tcW w:type="dxa" w:w="2160"/>
+          </w:tcPr>
+          <w:p>
+            <w:r>
+              <w:t>58%</w:t>
+            </w:r>
+          </w:p>
+        </w:tc>
+        <w:tc>
+          <w:tcPr>
+            <w:tcW w:type="dxa" w:w="2160"/>
+          </w:tcPr>
+          <w:p>
+            <w:r>
+              <w:t>46%</w:t>
+            </w:r>
+          </w:p>
+        </w:tc>
+        <w:tc>
+          <w:tcPr>
+            <w:tcW w:type="dxa" w:w="2160"/>
+          </w:tcPr>
+          <w:p>
+            <w:r>
+              <w:t>Sustain</w:t>
+            </w:r>
+          </w:p>
+        </w:tc>
+      </w:tr>
+      <w:tr>
+        <w:tc>
+          <w:tcPr>
+            <w:tcW w:type="dxa" w:w="2160"/>
+          </w:tcPr>
+          <w:p>
+            <w:r>
+              <w:t>Premium-mass - MYR 14-22</w:t>
+            </w:r>
+          </w:p>
+        </w:tc>
+        <w:tc>
+          <w:tcPr>
+            <w:tcW w:type="dxa" w:w="2160"/>
+          </w:tcPr>
+          <w:p>
+            <w:r>
+              <w:t>34%</w:t>
+            </w:r>
+          </w:p>
+        </w:tc>
+        <w:tc>
+          <w:tcPr>
+            <w:tcW w:type="dxa" w:w="2160"/>
+          </w:tcPr>
+          <w:p>
+            <w:r>
+              <w:t>42%</w:t>
+            </w:r>
+          </w:p>
+        </w:tc>
+        <w:tc>
+          <w:tcPr>
+            <w:tcW w:type="dxa" w:w="2160"/>
+          </w:tcPr>
+          <w:p>
+            <w:r>
+              <w:t>Grow</w:t>
+            </w:r>
+          </w:p>
+        </w:tc>
+      </w:tr>
+      <w:tr>
+        <w:tc>
+          <w:tcPr>
+            <w:tcW w:type="dxa" w:w="2160"/>
+          </w:tcPr>
+          <w:p>
+            <w:r>
+              <w:t>Hero - MYR 28-38 Tualang Honey</w:t>
+            </w:r>
+          </w:p>
+        </w:tc>
+        <w:tc>
+          <w:tcPr>
+            <w:tcW w:type="dxa" w:w="2160"/>
+          </w:tcPr>
+          <w:p>
+            <w:r>
+              <w:t>8%</w:t>
+            </w:r>
+          </w:p>
+        </w:tc>
+        <w:tc>
+          <w:tcPr>
+            <w:tcW w:type="dxa" w:w="2160"/>
+          </w:tcPr>
+          <w:p>
+            <w:r>
+              <w:t>12%</w:t>
+            </w:r>
+          </w:p>
+        </w:tc>
+        <w:tc>
+          <w:tcPr>
+            <w:tcW w:type="dxa" w:w="2160"/>
+          </w:tcPr>
+          <w:p>
+            <w:r>
+              <w:t>Launch</w:t>
+            </w:r>
+          </w:p>
+        </w:tc>
+      </w:tr>
+    </w:tbl>
+    <w:p>
+      <w:pPr>
+        <w:pStyle w:val="Heading1"/>
+      </w:pPr>
+      <w:r>
+        <w:t>5. Communications spine</w:t>
       </w:r>
     </w:p>
     <w:p>
@@ -136,7 +271,7 @@
         <w:pStyle w:val="ListBullet"/>
       </w:pPr>
       <w:r>
-        <w:t>Confirm the fmcg brand strategy narrative with the Food &amp; FMCG CFO before the Board cut-off.</w:t>
+        <w:t>Hero film: "Lebih daripada wangian" - 60s + 30s + 6s cutdowns</w:t>
       </w:r>
     </w:p>
     <w:p>
@@ -144,7 +279,7 @@
         <w:pStyle w:val="ListBullet"/>
       </w:pPr>
       <w:r>
-        <w:t>Lock the assumption set for the recovery plan and circulate to the division MDs for sign-off.</w:t>
+        <w:t>Always-on: 5-week sprint cadence per pillar - TVC + digital + retail media</w:t>
       </w:r>
     </w:p>
     <w:p>
@@ -152,7 +287,7 @@
         <w:pStyle w:val="ListBullet"/>
       </w:pPr>
       <w:r>
-        <w:t>Pre-brief the regulator-facing officer on the 30/60/90-day commitments.</w:t>
+        <w:t>Influencer roster: 3 Tier-1 lifestyle, 12 Tier-2 dermatology + hair, 80 nano-influencers</w:t>
       </w:r>
     </w:p>
     <w:p>
@@ -160,7 +295,15 @@
         <w:pStyle w:val="ListBullet"/>
       </w:pPr>
       <w:r>
-        <w:t>Schedule the cross-functional review with risk, legal, IR, and procurement.</w:t>
+        <w:t>In-store: Re-launched gondola with refill station in 480 hypermarket doors by Q2</w:t>
+      </w:r>
+    </w:p>
+    <w:p>
+      <w:pPr>
+        <w:pStyle w:val="Heading1"/>
+      </w:pPr>
+      <w:r>
+        <w:t>6. KPIs</w:t>
       </w:r>
     </w:p>
     <w:p>
@@ -168,7 +311,7 @@
         <w:pStyle w:val="ListBullet"/>
       </w:pPr>
       <w:r>
-        <w:t>Capture decisions in the Group decision log with named owners, due dates, and tracking links.</w:t>
+        <w:t>Value share: 11.8% to 13.6% by end-FY2026</w:t>
       </w:r>
     </w:p>
     <w:p>
@@ -176,15 +319,7 @@
         <w:pStyle w:val="ListBullet"/>
       </w:pPr>
       <w:r>
-        <w:t>Stand up a 5-day Cowork sprint to publish the variance brief, lender holding lines, IR Q&amp;A pack, and ExCo update.</w:t>
-      </w:r>
-    </w:p>
-    <w:p>
-      <w:pPr>
-        <w:pStyle w:val="Heading1"/>
-      </w:pPr>
-      <w:r>
-        <w:t>5. Appendix — Working dataset units</w:t>
+        <w:t>Gross margin: 28% to 31% by end-FY2026, on track to 34% by FY2028</w:t>
       </w:r>
     </w:p>
     <w:p>
@@ -192,7 +327,7 @@
         <w:pStyle w:val="ListBullet"/>
       </w:pPr>
       <w:r>
-        <w:t>Brand A</w:t>
+        <w:t>Brand power score (Kantar): 32 to 38</w:t>
       </w:r>
     </w:p>
     <w:p>
@@ -200,68 +335,7 @@
         <w:pStyle w:val="ListBullet"/>
       </w:pPr>
       <w:r>
-        <w:t>Brand B</w:t>
-      </w:r>
-    </w:p>
-    <w:p>
-      <w:pPr>
-        <w:pStyle w:val="ListBullet"/>
-      </w:pPr>
-      <w:r>
-        <w:t>Brand C</w:t>
-      </w:r>
-    </w:p>
-    <w:p>
-      <w:pPr>
-        <w:pStyle w:val="ListBullet"/>
-      </w:pPr>
-      <w:r>
-        <w:t>Brand D</w:t>
-      </w:r>
-    </w:p>
-    <w:p>
-      <w:pPr>
-        <w:pStyle w:val="ListBullet"/>
-      </w:pPr>
-      <w:r>
-        <w:t>Brand E</w:t>
-      </w:r>
-    </w:p>
-    <w:p>
-      <w:pPr>
-        <w:pStyle w:val="ListBullet"/>
-      </w:pPr>
-      <w:r>
-        <w:t>Modern Trade</w:t>
-      </w:r>
-    </w:p>
-    <w:p>
-      <w:pPr>
-        <w:pStyle w:val="ListBullet"/>
-      </w:pPr>
-      <w:r>
-        <w:t>Traditional Trade</w:t>
-      </w:r>
-    </w:p>
-    <w:p>
-      <w:pPr>
-        <w:pStyle w:val="ListBullet"/>
-      </w:pPr>
-      <w:r>
-        <w:t>Group Total</w:t>
-      </w:r>
-    </w:p>
-    <w:p>
-      <w:pPr>
-        <w:pStyle w:val="Heading1"/>
-      </w:pPr>
-      <w:r>
-        <w:t>6. Sign-off &amp; Distribution</w:t>
-      </w:r>
-    </w:p>
-    <w:p>
-      <w:r>
-        <w:t>Prepared by: Food &amp; FMCG Office  ·  Reviewed by: CFO  ·  Approved by: CEO  ·  Distributed to: Board, ExCo, Risk Committee, IR, Group Strategy.</w:t>
+        <w:t>Refill SKU share of total volume: 4% to 12%</w:t>
       </w:r>
     </w:p>
     <w:sectPr>
@@ -637,6 +711,10 @@
     <w:name w:val="Normal"/>
     <w:qFormat/>
     <w:rsid w:val="00FC693F"/>
+    <w:rPr>
+      <w:rFonts w:ascii="Aptos" w:hAnsi="Aptos"/>
+      <w:sz w:val="22"/>
+    </w:rPr>
   </w:style>
   <w:style w:type="paragraph" w:styleId="Header">
     <w:name w:val="header"/>

--- a/files/FMCG_Brand_Strategy.docx
+++ b/files/FMCG_Brand_Strategy.docx
@@ -4,65 +4,337 @@
   <w:body>
     <w:p>
       <w:pPr>
-        <w:pStyle w:val="Title"/>
+        <w:jc w:val="left"/>
       </w:pPr>
       <w:r>
         <w:rPr>
-          <w:color w:val="1F4E78"/>
+          <w:b/>
+          <w:color w:val="6B7280"/>
+          <w:sz w:val="18"/>
         </w:rPr>
-        <w:t>Brand Strategy - Mawar Personal Care FY2026</w:t>
-      </w:r>
-    </w:p>
-    <w:p>
-      <w:r>
-        <w:t>Brand: Mawar | Category: Personal Care - Body Wash, Shampoo, Soap | Owner: Lim Mei Ling (Brand Director) | Period: FY2026</w:t>
+        <w:t>ZAVA CONGLOMERATE</w:t>
       </w:r>
     </w:p>
     <w:p>
       <w:pPr>
-        <w:pStyle w:val="Heading1"/>
+        <w:spacing w:after="40"/>
       </w:pPr>
       <w:r>
-        <w:t>1. Where the brand stands today</w:t>
-      </w:r>
-    </w:p>
-    <w:p>
-      <w:r>
-        <w:t>Mawar is the #3 mass personal-care brand in West Malaysia with 14.2% volume share and 11.8% value share in Body Wash, 12.4% / 10.6% in Shampoo. Brand health scores: Aided awareness 92%, Consideration 38%, P3M purchase 18%. Penetration grew 1.8 points YoY to 41% in target households.</w:t>
+        <w:rPr>
+          <w:b/>
+          <w:color w:val="1F2D55"/>
+          <w:sz w:val="44"/>
+        </w:rPr>
+        <w:t>FMCG Brand Strategy</w:t>
       </w:r>
     </w:p>
     <w:p>
       <w:pPr>
-        <w:pStyle w:val="Heading1"/>
+        <w:spacing w:after="200"/>
       </w:pPr>
       <w:r>
-        <w:t>2. Strategic question</w:t>
-      </w:r>
-    </w:p>
-    <w:p>
-      <w:r>
-        <w:t>How do we shift Mawar from a price-fighter brand to a premium-mass brand and lift gross margin from 28% to 34% over 3 years - without losing the loyal MYR 8-12 SKU buyer?</w:t>
+        <w:rPr>
+          <w:i/>
+          <w:color w:val="4B5B7C"/>
+          <w:sz w:val="22"/>
+        </w:rPr>
+        <w:t>Strategy Document · Zava Forward 2030</w:t>
       </w:r>
     </w:p>
     <w:p>
       <w:pPr>
-        <w:pStyle w:val="Heading1"/>
+        <w:spacing w:after="40"/>
       </w:pPr>
       <w:r>
-        <w:t>3. Brand purpose and proposition</w:t>
+        <w:rPr>
+          <w:b/>
+          <w:color w:val="1F2D55"/>
+          <w:sz w:val="20"/>
+        </w:rPr>
+        <w:t xml:space="preserve">Owner:  </w:t>
       </w:r>
-    </w:p>
-    <w:p>
       <w:r>
-        <w:t>Purpose: Mawar believes everyday self-care is a small act of dignity. Proposition: Salon-grade ingredients, supermarket prices, designed in Malaysia. Three pillars: (1) Botanical efficacy (Centella, Tualang Honey, Pegaga); (2) Halal + dermatologically tested; (3) Refill economy.</w:t>
+        <w:rPr>
+          <w:sz w:val="20"/>
+        </w:rPr>
+        <w:t>Group Strategy Director</w:t>
       </w:r>
     </w:p>
     <w:p>
       <w:pPr>
-        <w:pStyle w:val="Heading1"/>
+        <w:spacing w:after="40"/>
       </w:pPr>
       <w:r>
-        <w:t>4. Portfolio reshape FY2026</w:t>
+        <w:rPr>
+          <w:b/>
+          <w:color w:val="1F2D55"/>
+          <w:sz w:val="20"/>
+        </w:rPr>
+        <w:t xml:space="preserve">Approved:  </w:t>
+      </w:r>
+      <w:r>
+        <w:rPr>
+          <w:sz w:val="20"/>
+        </w:rPr>
+        <w:t>Board, May 2026</w:t>
+      </w:r>
+    </w:p>
+    <w:p>
+      <w:pPr>
+        <w:spacing w:after="40"/>
+      </w:pPr>
+      <w:r>
+        <w:rPr>
+          <w:b/>
+          <w:color w:val="1F2D55"/>
+          <w:sz w:val="20"/>
+        </w:rPr>
+        <w:t xml:space="preserve">Horizon:  </w:t>
+      </w:r>
+      <w:r>
+        <w:rPr>
+          <w:sz w:val="20"/>
+        </w:rPr>
+        <w:t>FY2026 – FY2030</w:t>
+      </w:r>
+    </w:p>
+    <w:p>
+      <w:pPr>
+        <w:spacing w:after="40"/>
+      </w:pPr>
+      <w:r>
+        <w:rPr>
+          <w:b/>
+          <w:color w:val="1F2D55"/>
+          <w:sz w:val="20"/>
+        </w:rPr>
+        <w:t xml:space="preserve">Review cadence:  </w:t>
+      </w:r>
+      <w:r>
+        <w:rPr>
+          <w:sz w:val="20"/>
+        </w:rPr>
+        <w:t>Annual full refresh; quarterly progress review</w:t>
+      </w:r>
+    </w:p>
+    <w:p>
+      <w:pPr>
+        <w:spacing w:after="40"/>
+      </w:pPr>
+      <w:r>
+        <w:rPr>
+          <w:b/>
+          <w:color w:val="1F2D55"/>
+          <w:sz w:val="20"/>
+        </w:rPr>
+        <w:t xml:space="preserve">Source file:  </w:t>
+      </w:r>
+      <w:r>
+        <w:rPr>
+          <w:sz w:val="20"/>
+        </w:rPr>
+        <w:t>FMCG_Brand_Strategy.docx</w:t>
+      </w:r>
+    </w:p>
+    <w:p>
+      <w:pPr>
+        <w:spacing w:before="240" w:after="80"/>
+      </w:pPr>
+      <w:r>
+        <w:rPr>
+          <w:b/>
+          <w:color w:val="1F2D55"/>
+          <w:sz w:val="26"/>
+        </w:rPr>
+        <w:t>Our purpose</w:t>
+      </w:r>
+    </w:p>
+    <w:p>
+      <w:pPr>
+        <w:spacing w:after="80"/>
+      </w:pPr>
+      <w:r>
+        <w:rPr>
+          <w:i w:val="0"/>
+          <w:sz w:val="20"/>
+        </w:rPr>
+        <w:t>Zava Conglomerate exists to build enduring businesses that create value for shareholders, opportunities for employees and positive impact for the communities in which we operate. The purpose has remained constant since the Group's founding; what changes is the means by which we deliver it.</w:t>
+      </w:r>
+    </w:p>
+    <w:p>
+      <w:pPr>
+        <w:spacing w:before="240" w:after="80"/>
+      </w:pPr>
+      <w:r>
+        <w:rPr>
+          <w:b/>
+          <w:color w:val="1F2D55"/>
+          <w:sz w:val="26"/>
+        </w:rPr>
+        <w:t>Our 2030 ambition</w:t>
+      </w:r>
+    </w:p>
+    <w:p>
+      <w:pPr>
+        <w:spacing w:after="80"/>
+      </w:pPr>
+      <w:r>
+        <w:rPr>
+          <w:i w:val="0"/>
+          <w:sz w:val="20"/>
+        </w:rPr>
+        <w:t>By FY2030 we aim to be the most respected ASEAN-headquartered diversified conglomerate, measured by total shareholder return, employee engagement, and ESG performance. We will grow Group revenue from MYR 44 billion (FY2025) to MYR 72-78 billion (FY2030), with EBITDA margin sustained at 20-22%, ROIC at or above 13%, and Net Debt/EBITDA between 2.0× and 2.5×.</w:t>
+      </w:r>
+    </w:p>
+    <w:p>
+      <w:pPr>
+        <w:spacing w:before="240" w:after="80"/>
+      </w:pPr>
+      <w:r>
+        <w:rPr>
+          <w:b/>
+          <w:color w:val="1F2D55"/>
+          <w:sz w:val="26"/>
+        </w:rPr>
+        <w:t>The five strategic pillars</w:t>
+      </w:r>
+    </w:p>
+    <w:p>
+      <w:pPr>
+        <w:spacing w:before="160" w:after="40"/>
+      </w:pPr>
+      <w:r>
+        <w:rPr>
+          <w:b/>
+          <w:color w:val="4B5B7C"/>
+          <w:sz w:val="22"/>
+        </w:rPr>
+        <w:t>Pillar 1 — Focus the portfolio</w:t>
+      </w:r>
+    </w:p>
+    <w:p>
+      <w:pPr>
+        <w:spacing w:after="80"/>
+      </w:pPr>
+      <w:r>
+        <w:rPr>
+          <w:i w:val="0"/>
+          <w:sz w:val="20"/>
+        </w:rPr>
+        <w:t>Concentrate capital on businesses where Zava can be top-quartile in its market. Active rotation: targeted exit from sub-scale positions; targeted bolt-on M&amp;A in growth platforms (Healthcare Services, Industrial Manufacturing, Digital Infrastructure). Target portfolio composition by 2030: 70% growth, 25% mature, 5% optionality.</w:t>
+      </w:r>
+    </w:p>
+    <w:p>
+      <w:pPr>
+        <w:spacing w:before="160" w:after="40"/>
+      </w:pPr>
+      <w:r>
+        <w:rPr>
+          <w:b/>
+          <w:color w:val="4B5B7C"/>
+          <w:sz w:val="22"/>
+        </w:rPr>
+        <w:t>Pillar 2 — Operate with discipline</w:t>
+      </w:r>
+    </w:p>
+    <w:p>
+      <w:pPr>
+        <w:spacing w:after="80"/>
+      </w:pPr>
+      <w:r>
+        <w:rPr>
+          <w:i w:val="0"/>
+          <w:sz w:val="20"/>
+        </w:rPr>
+        <w:t>Build top-quartile execution. Performance management cadence at divisional, departmental and team level. Continuous-improvement programme across 11 divisions. Shared-services consolidation to release MYR 180-240m run-rate by FY2028. Digital-first operating model: 70% management-user analytics adoption by FY2027.</w:t>
+      </w:r>
+    </w:p>
+    <w:p>
+      <w:pPr>
+        <w:spacing w:before="160" w:after="40"/>
+      </w:pPr>
+      <w:r>
+        <w:rPr>
+          <w:b/>
+          <w:color w:val="4B5B7C"/>
+          <w:sz w:val="22"/>
+        </w:rPr>
+        <w:t>Pillar 3 — Lead in our markets</w:t>
+      </w:r>
+    </w:p>
+    <w:p>
+      <w:pPr>
+        <w:spacing w:after="80"/>
+      </w:pPr>
+      <w:r>
+        <w:rPr>
+          <w:i w:val="0"/>
+          <w:sz w:val="20"/>
+        </w:rPr>
+        <w:t>Customer obsession: NPS leadership in 7 of 11 divisions. Brand investment targeted at growth platforms. Innovation pipeline: 20% of revenue from products launched in the prior 3 years.</w:t>
+      </w:r>
+    </w:p>
+    <w:p>
+      <w:pPr>
+        <w:spacing w:before="160" w:after="40"/>
+      </w:pPr>
+      <w:r>
+        <w:rPr>
+          <w:b/>
+          <w:color w:val="4B5B7C"/>
+          <w:sz w:val="22"/>
+        </w:rPr>
+        <w:t>Pillar 4 — Build the team</w:t>
+      </w:r>
+    </w:p>
+    <w:p>
+      <w:pPr>
+        <w:spacing w:after="80"/>
+      </w:pPr>
+      <w:r>
+        <w:rPr>
+          <w:i w:val="0"/>
+          <w:sz w:val="20"/>
+        </w:rPr>
+        <w:t>Talent is the binding constraint. Top-talent retention &gt;92%. Internal mobility &gt;35%. Leadership bench: 2 ready-now successors for every top-200 role by end-FY2028. Employee engagement &gt;82% (Group avg) and &gt;75% in every division.</w:t>
+      </w:r>
+    </w:p>
+    <w:p>
+      <w:pPr>
+        <w:spacing w:before="160" w:after="40"/>
+      </w:pPr>
+      <w:r>
+        <w:rPr>
+          <w:b/>
+          <w:color w:val="4B5B7C"/>
+          <w:sz w:val="22"/>
+        </w:rPr>
+        <w:t>Pillar 5 — Anchor in trust</w:t>
+      </w:r>
+    </w:p>
+    <w:p>
+      <w:pPr>
+        <w:spacing w:after="80"/>
+      </w:pPr>
+      <w:r>
+        <w:rPr>
+          <w:i w:val="0"/>
+          <w:sz w:val="20"/>
+        </w:rPr>
+        <w:t>Governance, compliance and ESG performance that compound trust over time. Net-zero Scope-1 and Scope-2 by 2045; Scope-3 by 2055. ISSB-aligned disclosures with external assurance from FY2027. Whistleblowing culture: speak-up index above benchmark. Zero tolerance for material compliance breach.</w:t>
+      </w:r>
+    </w:p>
+    <w:p>
+      <w:pPr>
+        <w:spacing w:before="240" w:after="80"/>
+      </w:pPr>
+      <w:r>
+        <w:rPr>
+          <w:b/>
+          <w:color w:val="1F2D55"/>
+          <w:sz w:val="26"/>
+        </w:rPr>
+        <w:t>Capital allocation framework</w:t>
       </w:r>
     </w:p>
     <w:tbl>
@@ -72,61 +344,56 @@
         <w:tblLook w:firstColumn="1" w:firstRow="1" w:lastColumn="0" w:lastRow="0" w:noHBand="0" w:noVBand="1" w:val="04A0"/>
       </w:tblPr>
       <w:tblGrid>
-        <w:gridCol w:w="2160"/>
-        <w:gridCol w:w="2160"/>
-        <w:gridCol w:w="2160"/>
-        <w:gridCol w:w="2160"/>
+        <w:gridCol w:w="2880"/>
+        <w:gridCol w:w="2880"/>
+        <w:gridCol w:w="2880"/>
       </w:tblGrid>
       <w:tr>
         <w:tc>
           <w:tcPr>
-            <w:tcW w:type="dxa" w:w="2160"/>
+            <w:tcW w:type="dxa" w:w="2880"/>
+            <w:shd w:val="clear" w:color="auto" w:fill="1F2D55"/>
           </w:tcPr>
           <w:p>
             <w:r>
               <w:rPr>
                 <w:b/>
+                <w:color w:val="FFFFFF"/>
+                <w:sz w:val="18"/>
               </w:rPr>
-              <w:t>SKU tier</w:t>
+              <w:t>Use of capital</w:t>
             </w:r>
           </w:p>
         </w:tc>
         <w:tc>
           <w:tcPr>
-            <w:tcW w:type="dxa" w:w="2160"/>
+            <w:tcW w:type="dxa" w:w="2880"/>
+            <w:shd w:val="clear" w:color="auto" w:fill="1F2D55"/>
           </w:tcPr>
           <w:p>
             <w:r>
               <w:rPr>
                 <w:b/>
+                <w:color w:val="FFFFFF"/>
+                <w:sz w:val="18"/>
               </w:rPr>
-              <w:t>FY2025 share of revenue</w:t>
+              <w:t>FY2026-2030 share</w:t>
             </w:r>
           </w:p>
         </w:tc>
         <w:tc>
           <w:tcPr>
-            <w:tcW w:type="dxa" w:w="2160"/>
+            <w:tcW w:type="dxa" w:w="2880"/>
+            <w:shd w:val="clear" w:color="auto" w:fill="1F2D55"/>
           </w:tcPr>
           <w:p>
             <w:r>
               <w:rPr>
                 <w:b/>
+                <w:color w:val="FFFFFF"/>
+                <w:sz w:val="18"/>
               </w:rPr>
-              <w:t>FY2026 target</w:t>
-            </w:r>
-          </w:p>
-        </w:tc>
-        <w:tc>
-          <w:tcPr>
-            <w:tcW w:type="dxa" w:w="2160"/>
-          </w:tcPr>
-          <w:p>
-            <w:r>
-              <w:rPr>
-                <w:b/>
-              </w:rPr>
-              <w:t>Move</w:t>
+              <w:t>Notes</w:t>
             </w:r>
           </w:p>
         </w:tc>
@@ -134,41 +401,40 @@
       <w:tr>
         <w:tc>
           <w:tcPr>
-            <w:tcW w:type="dxa" w:w="2160"/>
+            <w:tcW w:type="dxa" w:w="2880"/>
           </w:tcPr>
           <w:p>
             <w:r>
-              <w:t>Core - MYR 8-12 entry</w:t>
+              <w:rPr>
+                <w:sz w:val="18"/>
+              </w:rPr>
+              <w:t>Organic capex — growth</w:t>
             </w:r>
           </w:p>
         </w:tc>
         <w:tc>
           <w:tcPr>
-            <w:tcW w:type="dxa" w:w="2160"/>
+            <w:tcW w:type="dxa" w:w="2880"/>
           </w:tcPr>
           <w:p>
             <w:r>
-              <w:t>58%</w:t>
+              <w:rPr>
+                <w:sz w:val="18"/>
+              </w:rPr>
+              <w:t>40%</w:t>
             </w:r>
           </w:p>
         </w:tc>
         <w:tc>
           <w:tcPr>
-            <w:tcW w:type="dxa" w:w="2160"/>
+            <w:tcW w:type="dxa" w:w="2880"/>
           </w:tcPr>
           <w:p>
             <w:r>
-              <w:t>46%</w:t>
-            </w:r>
-          </w:p>
-        </w:tc>
-        <w:tc>
-          <w:tcPr>
-            <w:tcW w:type="dxa" w:w="2160"/>
-          </w:tcPr>
-          <w:p>
-            <w:r>
-              <w:t>Sustain</w:t>
+              <w:rPr>
+                <w:sz w:val="18"/>
+              </w:rPr>
+              <w:t>Healthcare, Industrial Manufacturing, Digital Infrastructure</w:t>
             </w:r>
           </w:p>
         </w:tc>
@@ -176,41 +442,40 @@
       <w:tr>
         <w:tc>
           <w:tcPr>
-            <w:tcW w:type="dxa" w:w="2160"/>
+            <w:tcW w:type="dxa" w:w="2880"/>
           </w:tcPr>
           <w:p>
             <w:r>
-              <w:t>Premium-mass - MYR 14-22</w:t>
+              <w:rPr>
+                <w:sz w:val="18"/>
+              </w:rPr>
+              <w:t>Organic capex — maintenance</w:t>
             </w:r>
           </w:p>
         </w:tc>
         <w:tc>
           <w:tcPr>
-            <w:tcW w:type="dxa" w:w="2160"/>
+            <w:tcW w:type="dxa" w:w="2880"/>
           </w:tcPr>
           <w:p>
             <w:r>
-              <w:t>34%</w:t>
+              <w:rPr>
+                <w:sz w:val="18"/>
+              </w:rPr>
+              <w:t>20%</w:t>
             </w:r>
           </w:p>
         </w:tc>
         <w:tc>
           <w:tcPr>
-            <w:tcW w:type="dxa" w:w="2160"/>
+            <w:tcW w:type="dxa" w:w="2880"/>
           </w:tcPr>
           <w:p>
             <w:r>
-              <w:t>42%</w:t>
-            </w:r>
-          </w:p>
-        </w:tc>
-        <w:tc>
-          <w:tcPr>
-            <w:tcW w:type="dxa" w:w="2160"/>
-          </w:tcPr>
-          <w:p>
-            <w:r>
-              <w:t>Grow</w:t>
+              <w:rPr>
+                <w:sz w:val="18"/>
+              </w:rPr>
+              <w:t>All divisions; replacement and compliance</w:t>
             </w:r>
           </w:p>
         </w:tc>
@@ -218,41 +483,163 @@
       <w:tr>
         <w:tc>
           <w:tcPr>
-            <w:tcW w:type="dxa" w:w="2160"/>
+            <w:tcW w:type="dxa" w:w="2880"/>
           </w:tcPr>
           <w:p>
             <w:r>
-              <w:t>Hero - MYR 28-38 Tualang Honey</w:t>
+              <w:rPr>
+                <w:sz w:val="18"/>
+              </w:rPr>
+              <w:t>M&amp;A — bolt-on growth</w:t>
             </w:r>
           </w:p>
         </w:tc>
         <w:tc>
           <w:tcPr>
-            <w:tcW w:type="dxa" w:w="2160"/>
+            <w:tcW w:type="dxa" w:w="2880"/>
           </w:tcPr>
           <w:p>
             <w:r>
-              <w:t>8%</w:t>
+              <w:rPr>
+                <w:sz w:val="18"/>
+              </w:rPr>
+              <w:t>20%</w:t>
             </w:r>
           </w:p>
         </w:tc>
         <w:tc>
           <w:tcPr>
-            <w:tcW w:type="dxa" w:w="2160"/>
+            <w:tcW w:type="dxa" w:w="2880"/>
           </w:tcPr>
           <w:p>
             <w:r>
+              <w:rPr>
+                <w:sz w:val="18"/>
+              </w:rPr>
+              <w:t>Up to MYR 800m per transaction; up to 3 per year</w:t>
+            </w:r>
+          </w:p>
+        </w:tc>
+      </w:tr>
+      <w:tr>
+        <w:tc>
+          <w:tcPr>
+            <w:tcW w:type="dxa" w:w="2880"/>
+          </w:tcPr>
+          <w:p>
+            <w:r>
+              <w:rPr>
+                <w:sz w:val="18"/>
+              </w:rPr>
+              <w:t>Shareholder returns — dividend</w:t>
+            </w:r>
+          </w:p>
+        </w:tc>
+        <w:tc>
+          <w:tcPr>
+            <w:tcW w:type="dxa" w:w="2880"/>
+          </w:tcPr>
+          <w:p>
+            <w:r>
+              <w:rPr>
+                <w:sz w:val="18"/>
+              </w:rPr>
               <w:t>12%</w:t>
             </w:r>
           </w:p>
         </w:tc>
         <w:tc>
           <w:tcPr>
-            <w:tcW w:type="dxa" w:w="2160"/>
+            <w:tcW w:type="dxa" w:w="2880"/>
           </w:tcPr>
           <w:p>
             <w:r>
-              <w:t>Launch</w:t>
+              <w:rPr>
+                <w:sz w:val="18"/>
+              </w:rPr>
+              <w:t>Progressive policy; min 50% PAT pay-out</w:t>
+            </w:r>
+          </w:p>
+        </w:tc>
+      </w:tr>
+      <w:tr>
+        <w:tc>
+          <w:tcPr>
+            <w:tcW w:type="dxa" w:w="2880"/>
+          </w:tcPr>
+          <w:p>
+            <w:r>
+              <w:rPr>
+                <w:sz w:val="18"/>
+              </w:rPr>
+              <w:t>Shareholder returns — buybacks</w:t>
+            </w:r>
+          </w:p>
+        </w:tc>
+        <w:tc>
+          <w:tcPr>
+            <w:tcW w:type="dxa" w:w="2880"/>
+          </w:tcPr>
+          <w:p>
+            <w:r>
+              <w:rPr>
+                <w:sz w:val="18"/>
+              </w:rPr>
+              <w:t>5%</w:t>
+            </w:r>
+          </w:p>
+        </w:tc>
+        <w:tc>
+          <w:tcPr>
+            <w:tcW w:type="dxa" w:w="2880"/>
+          </w:tcPr>
+          <w:p>
+            <w:r>
+              <w:rPr>
+                <w:sz w:val="18"/>
+              </w:rPr>
+              <w:t>Tactical; triggered on valuation</w:t>
+            </w:r>
+          </w:p>
+        </w:tc>
+      </w:tr>
+      <w:tr>
+        <w:tc>
+          <w:tcPr>
+            <w:tcW w:type="dxa" w:w="2880"/>
+          </w:tcPr>
+          <w:p>
+            <w:r>
+              <w:rPr>
+                <w:sz w:val="18"/>
+              </w:rPr>
+              <w:t>Optionality / strategic reserves</w:t>
+            </w:r>
+          </w:p>
+        </w:tc>
+        <w:tc>
+          <w:tcPr>
+            <w:tcW w:type="dxa" w:w="2880"/>
+          </w:tcPr>
+          <w:p>
+            <w:r>
+              <w:rPr>
+                <w:sz w:val="18"/>
+              </w:rPr>
+              <w:t>3%</w:t>
+            </w:r>
+          </w:p>
+        </w:tc>
+        <w:tc>
+          <w:tcPr>
+            <w:tcW w:type="dxa" w:w="2880"/>
+          </w:tcPr>
+          <w:p>
+            <w:r>
+              <w:rPr>
+                <w:sz w:val="18"/>
+              </w:rPr>
+              <w:t>Headroom for opportunistic moves</w:t>
             </w:r>
           </w:p>
         </w:tc>
@@ -260,82 +647,676 @@
     </w:tbl>
     <w:p>
       <w:pPr>
-        <w:pStyle w:val="Heading1"/>
+        <w:spacing w:before="240" w:after="80"/>
       </w:pPr>
       <w:r>
-        <w:t>5. Communications spine</w:t>
+        <w:rPr>
+          <w:b/>
+          <w:color w:val="1F2D55"/>
+          <w:sz w:val="26"/>
+        </w:rPr>
+        <w:t>Division-level priorities</w:t>
+      </w:r>
+    </w:p>
+    <w:tbl>
+      <w:tblPr>
+        <w:tblStyle w:val="LightGrid-Accent1"/>
+        <w:tblW w:type="auto" w:w="0"/>
+        <w:tblLook w:firstColumn="1" w:firstRow="1" w:lastColumn="0" w:lastRow="0" w:noHBand="0" w:noVBand="1" w:val="04A0"/>
+      </w:tblPr>
+      <w:tblGrid>
+        <w:gridCol w:w="2880"/>
+        <w:gridCol w:w="2880"/>
+        <w:gridCol w:w="2880"/>
+      </w:tblGrid>
+      <w:tr>
+        <w:tc>
+          <w:tcPr>
+            <w:tcW w:type="dxa" w:w="2880"/>
+            <w:shd w:val="clear" w:color="auto" w:fill="1F2D55"/>
+          </w:tcPr>
+          <w:p>
+            <w:r>
+              <w:rPr>
+                <w:b/>
+                <w:color w:val="FFFFFF"/>
+                <w:sz w:val="18"/>
+              </w:rPr>
+              <w:t>Division</w:t>
+            </w:r>
+          </w:p>
+        </w:tc>
+        <w:tc>
+          <w:tcPr>
+            <w:tcW w:type="dxa" w:w="2880"/>
+            <w:shd w:val="clear" w:color="auto" w:fill="1F2D55"/>
+          </w:tcPr>
+          <w:p>
+            <w:r>
+              <w:rPr>
+                <w:b/>
+                <w:color w:val="FFFFFF"/>
+                <w:sz w:val="18"/>
+              </w:rPr>
+              <w:t>Strategic stance</w:t>
+            </w:r>
+          </w:p>
+        </w:tc>
+        <w:tc>
+          <w:tcPr>
+            <w:tcW w:type="dxa" w:w="2880"/>
+            <w:shd w:val="clear" w:color="auto" w:fill="1F2D55"/>
+          </w:tcPr>
+          <w:p>
+            <w:r>
+              <w:rPr>
+                <w:b/>
+                <w:color w:val="FFFFFF"/>
+                <w:sz w:val="18"/>
+              </w:rPr>
+              <w:t>Top priority FY2026-FY2027</w:t>
+            </w:r>
+          </w:p>
+        </w:tc>
+      </w:tr>
+      <w:tr>
+        <w:tc>
+          <w:tcPr>
+            <w:tcW w:type="dxa" w:w="2880"/>
+          </w:tcPr>
+          <w:p>
+            <w:r>
+              <w:rPr>
+                <w:sz w:val="18"/>
+              </w:rPr>
+              <w:t>Banking</w:t>
+            </w:r>
+          </w:p>
+        </w:tc>
+        <w:tc>
+          <w:tcPr>
+            <w:tcW w:type="dxa" w:w="2880"/>
+          </w:tcPr>
+          <w:p>
+            <w:r>
+              <w:rPr>
+                <w:sz w:val="18"/>
+              </w:rPr>
+              <w:t>Defend &amp; modernise</w:t>
+            </w:r>
+          </w:p>
+        </w:tc>
+        <w:tc>
+          <w:tcPr>
+            <w:tcW w:type="dxa" w:w="2880"/>
+          </w:tcPr>
+          <w:p>
+            <w:r>
+              <w:rPr>
+                <w:sz w:val="18"/>
+              </w:rPr>
+              <w:t>Digital-channel migration; cost-to-income to 38%</w:t>
+            </w:r>
+          </w:p>
+        </w:tc>
+      </w:tr>
+      <w:tr>
+        <w:tc>
+          <w:tcPr>
+            <w:tcW w:type="dxa" w:w="2880"/>
+          </w:tcPr>
+          <w:p>
+            <w:r>
+              <w:rPr>
+                <w:sz w:val="18"/>
+              </w:rPr>
+              <w:t>Insurance</w:t>
+            </w:r>
+          </w:p>
+        </w:tc>
+        <w:tc>
+          <w:tcPr>
+            <w:tcW w:type="dxa" w:w="2880"/>
+          </w:tcPr>
+          <w:p>
+            <w:r>
+              <w:rPr>
+                <w:sz w:val="18"/>
+              </w:rPr>
+              <w:t>Grow</w:t>
+            </w:r>
+          </w:p>
+        </w:tc>
+        <w:tc>
+          <w:tcPr>
+            <w:tcW w:type="dxa" w:w="2880"/>
+          </w:tcPr>
+          <w:p>
+            <w:r>
+              <w:rPr>
+                <w:sz w:val="18"/>
+              </w:rPr>
+              <w:t>Bancassurance JV scale-up; bancassurance penetration &gt;18%</w:t>
+            </w:r>
+          </w:p>
+        </w:tc>
+      </w:tr>
+      <w:tr>
+        <w:tc>
+          <w:tcPr>
+            <w:tcW w:type="dxa" w:w="2880"/>
+          </w:tcPr>
+          <w:p>
+            <w:r>
+              <w:rPr>
+                <w:sz w:val="18"/>
+              </w:rPr>
+              <w:t>Healthcare Services</w:t>
+            </w:r>
+          </w:p>
+        </w:tc>
+        <w:tc>
+          <w:tcPr>
+            <w:tcW w:type="dxa" w:w="2880"/>
+          </w:tcPr>
+          <w:p>
+            <w:r>
+              <w:rPr>
+                <w:sz w:val="18"/>
+              </w:rPr>
+              <w:t>Grow</w:t>
+            </w:r>
+          </w:p>
+        </w:tc>
+        <w:tc>
+          <w:tcPr>
+            <w:tcW w:type="dxa" w:w="2880"/>
+          </w:tcPr>
+          <w:p>
+            <w:r>
+              <w:rPr>
+                <w:sz w:val="18"/>
+              </w:rPr>
+              <w:t>5 hospitals to top-quartile margin; integrated tele-health roll-out</w:t>
+            </w:r>
+          </w:p>
+        </w:tc>
+      </w:tr>
+      <w:tr>
+        <w:tc>
+          <w:tcPr>
+            <w:tcW w:type="dxa" w:w="2880"/>
+          </w:tcPr>
+          <w:p>
+            <w:r>
+              <w:rPr>
+                <w:sz w:val="18"/>
+              </w:rPr>
+              <w:t>Industrial Manufacturing</w:t>
+            </w:r>
+          </w:p>
+        </w:tc>
+        <w:tc>
+          <w:tcPr>
+            <w:tcW w:type="dxa" w:w="2880"/>
+          </w:tcPr>
+          <w:p>
+            <w:r>
+              <w:rPr>
+                <w:sz w:val="18"/>
+              </w:rPr>
+              <w:t>Grow</w:t>
+            </w:r>
+          </w:p>
+        </w:tc>
+        <w:tc>
+          <w:tcPr>
+            <w:tcW w:type="dxa" w:w="2880"/>
+          </w:tcPr>
+          <w:p>
+            <w:r>
+              <w:rPr>
+                <w:sz w:val="18"/>
+              </w:rPr>
+              <w:t>Capacity expansion at 2 plants; export-market share +200 bps</w:t>
+            </w:r>
+          </w:p>
+        </w:tc>
+      </w:tr>
+      <w:tr>
+        <w:tc>
+          <w:tcPr>
+            <w:tcW w:type="dxa" w:w="2880"/>
+          </w:tcPr>
+          <w:p>
+            <w:r>
+              <w:rPr>
+                <w:sz w:val="18"/>
+              </w:rPr>
+              <w:t>Property Development</w:t>
+            </w:r>
+          </w:p>
+        </w:tc>
+        <w:tc>
+          <w:tcPr>
+            <w:tcW w:type="dxa" w:w="2880"/>
+          </w:tcPr>
+          <w:p>
+            <w:r>
+              <w:rPr>
+                <w:sz w:val="18"/>
+              </w:rPr>
+              <w:t>Optimise &amp; monetise</w:t>
+            </w:r>
+          </w:p>
+        </w:tc>
+        <w:tc>
+          <w:tcPr>
+            <w:tcW w:type="dxa" w:w="2880"/>
+          </w:tcPr>
+          <w:p>
+            <w:r>
+              <w:rPr>
+                <w:sz w:val="18"/>
+              </w:rPr>
+              <w:t>Two non-core asset divestments; capital recycling</w:t>
+            </w:r>
+          </w:p>
+        </w:tc>
+      </w:tr>
+      <w:tr>
+        <w:tc>
+          <w:tcPr>
+            <w:tcW w:type="dxa" w:w="2880"/>
+          </w:tcPr>
+          <w:p>
+            <w:r>
+              <w:rPr>
+                <w:sz w:val="18"/>
+              </w:rPr>
+              <w:t>Oil &amp; Gas (downstream)</w:t>
+            </w:r>
+          </w:p>
+        </w:tc>
+        <w:tc>
+          <w:tcPr>
+            <w:tcW w:type="dxa" w:w="2880"/>
+          </w:tcPr>
+          <w:p>
+            <w:r>
+              <w:rPr>
+                <w:sz w:val="18"/>
+              </w:rPr>
+              <w:t>Maintain</w:t>
+            </w:r>
+          </w:p>
+        </w:tc>
+        <w:tc>
+          <w:tcPr>
+            <w:tcW w:type="dxa" w:w="2880"/>
+          </w:tcPr>
+          <w:p>
+            <w:r>
+              <w:rPr>
+                <w:sz w:val="18"/>
+              </w:rPr>
+              <w:t>HSE excellence; refinery utilisation &gt;88%</w:t>
+            </w:r>
+          </w:p>
+        </w:tc>
+      </w:tr>
+      <w:tr>
+        <w:tc>
+          <w:tcPr>
+            <w:tcW w:type="dxa" w:w="2880"/>
+          </w:tcPr>
+          <w:p>
+            <w:r>
+              <w:rPr>
+                <w:sz w:val="18"/>
+              </w:rPr>
+              <w:t>Retail Distribution</w:t>
+            </w:r>
+          </w:p>
+        </w:tc>
+        <w:tc>
+          <w:tcPr>
+            <w:tcW w:type="dxa" w:w="2880"/>
+          </w:tcPr>
+          <w:p>
+            <w:r>
+              <w:rPr>
+                <w:sz w:val="18"/>
+              </w:rPr>
+              <w:t>Optimise</w:t>
+            </w:r>
+          </w:p>
+        </w:tc>
+        <w:tc>
+          <w:tcPr>
+            <w:tcW w:type="dxa" w:w="2880"/>
+          </w:tcPr>
+          <w:p>
+            <w:r>
+              <w:rPr>
+                <w:sz w:val="18"/>
+              </w:rPr>
+              <w:t>Margin recovery via mix; SKU rationalisation</w:t>
+            </w:r>
+          </w:p>
+        </w:tc>
+      </w:tr>
+      <w:tr>
+        <w:tc>
+          <w:tcPr>
+            <w:tcW w:type="dxa" w:w="2880"/>
+          </w:tcPr>
+          <w:p>
+            <w:r>
+              <w:rPr>
+                <w:sz w:val="18"/>
+              </w:rPr>
+              <w:t>Hospitality</w:t>
+            </w:r>
+          </w:p>
+        </w:tc>
+        <w:tc>
+          <w:tcPr>
+            <w:tcW w:type="dxa" w:w="2880"/>
+          </w:tcPr>
+          <w:p>
+            <w:r>
+              <w:rPr>
+                <w:sz w:val="18"/>
+              </w:rPr>
+              <w:t>Maintain</w:t>
+            </w:r>
+          </w:p>
+        </w:tc>
+        <w:tc>
+          <w:tcPr>
+            <w:tcW w:type="dxa" w:w="2880"/>
+          </w:tcPr>
+          <w:p>
+            <w:r>
+              <w:rPr>
+                <w:sz w:val="18"/>
+              </w:rPr>
+              <w:t>Brand investment; RevPAR recovery to 2019 levels</w:t>
+            </w:r>
+          </w:p>
+        </w:tc>
+      </w:tr>
+      <w:tr>
+        <w:tc>
+          <w:tcPr>
+            <w:tcW w:type="dxa" w:w="2880"/>
+          </w:tcPr>
+          <w:p>
+            <w:r>
+              <w:rPr>
+                <w:sz w:val="18"/>
+              </w:rPr>
+              <w:t>Digital Infrastructure</w:t>
+            </w:r>
+          </w:p>
+        </w:tc>
+        <w:tc>
+          <w:tcPr>
+            <w:tcW w:type="dxa" w:w="2880"/>
+          </w:tcPr>
+          <w:p>
+            <w:r>
+              <w:rPr>
+                <w:sz w:val="18"/>
+              </w:rPr>
+              <w:t>Grow</w:t>
+            </w:r>
+          </w:p>
+        </w:tc>
+        <w:tc>
+          <w:tcPr>
+            <w:tcW w:type="dxa" w:w="2880"/>
+          </w:tcPr>
+          <w:p>
+            <w:r>
+              <w:rPr>
+                <w:sz w:val="18"/>
+              </w:rPr>
+              <w:t>Data-centre capacity +60 MW; renewable PPA in place</w:t>
+            </w:r>
+          </w:p>
+        </w:tc>
+      </w:tr>
+      <w:tr>
+        <w:tc>
+          <w:tcPr>
+            <w:tcW w:type="dxa" w:w="2880"/>
+          </w:tcPr>
+          <w:p>
+            <w:r>
+              <w:rPr>
+                <w:sz w:val="18"/>
+              </w:rPr>
+              <w:t>Education Services</w:t>
+            </w:r>
+          </w:p>
+        </w:tc>
+        <w:tc>
+          <w:tcPr>
+            <w:tcW w:type="dxa" w:w="2880"/>
+          </w:tcPr>
+          <w:p>
+            <w:r>
+              <w:rPr>
+                <w:sz w:val="18"/>
+              </w:rPr>
+              <w:t>Optimise</w:t>
+            </w:r>
+          </w:p>
+        </w:tc>
+        <w:tc>
+          <w:tcPr>
+            <w:tcW w:type="dxa" w:w="2880"/>
+          </w:tcPr>
+          <w:p>
+            <w:r>
+              <w:rPr>
+                <w:sz w:val="18"/>
+              </w:rPr>
+              <w:t>Operating margin to 16%; pathway integration</w:t>
+            </w:r>
+          </w:p>
+        </w:tc>
+      </w:tr>
+      <w:tr>
+        <w:tc>
+          <w:tcPr>
+            <w:tcW w:type="dxa" w:w="2880"/>
+          </w:tcPr>
+          <w:p>
+            <w:r>
+              <w:rPr>
+                <w:sz w:val="18"/>
+              </w:rPr>
+              <w:t>Plantation</w:t>
+            </w:r>
+          </w:p>
+        </w:tc>
+        <w:tc>
+          <w:tcPr>
+            <w:tcW w:type="dxa" w:w="2880"/>
+          </w:tcPr>
+          <w:p>
+            <w:r>
+              <w:rPr>
+                <w:sz w:val="18"/>
+              </w:rPr>
+              <w:t>Defend</w:t>
+            </w:r>
+          </w:p>
+        </w:tc>
+        <w:tc>
+          <w:tcPr>
+            <w:tcW w:type="dxa" w:w="2880"/>
+          </w:tcPr>
+          <w:p>
+            <w:r>
+              <w:rPr>
+                <w:sz w:val="18"/>
+              </w:rPr>
+              <w:t>Yield uplift; downstream value-add scoping</w:t>
+            </w:r>
+          </w:p>
+        </w:tc>
+      </w:tr>
+    </w:tbl>
+    <w:p>
+      <w:pPr>
+        <w:spacing w:before="240" w:after="80"/>
+      </w:pPr>
+      <w:r>
+        <w:rPr>
+          <w:b/>
+          <w:color w:val="1F2D55"/>
+          <w:sz w:val="26"/>
+        </w:rPr>
+        <w:t>Strategic risks</w:t>
       </w:r>
     </w:p>
     <w:p>
       <w:pPr>
         <w:pStyle w:val="ListBullet"/>
+        <w:spacing w:after="40"/>
       </w:pPr>
       <w:r>
-        <w:t>Hero film: "Lebih daripada wangian" - 60s + 30s + 6s cutdowns</w:t>
+        <w:rPr>
+          <w:sz w:val="20"/>
+        </w:rPr>
+        <w:t>Macro: prolonged higher rates, ASEAN currency volatility, slower China demand.</w:t>
       </w:r>
     </w:p>
     <w:p>
       <w:pPr>
         <w:pStyle w:val="ListBullet"/>
+        <w:spacing w:after="40"/>
       </w:pPr>
       <w:r>
-        <w:t>Always-on: 5-week sprint cadence per pillar - TVC + digital + retail media</w:t>
+        <w:rPr>
+          <w:sz w:val="20"/>
+        </w:rPr>
+        <w:t>Regulatory: BNM / OJK consultations on capital, conduct, and ESG disclosure.</w:t>
       </w:r>
     </w:p>
     <w:p>
       <w:pPr>
         <w:pStyle w:val="ListBullet"/>
+        <w:spacing w:after="40"/>
       </w:pPr>
       <w:r>
-        <w:t>Influencer roster: 3 Tier-1 lifestyle, 12 Tier-2 dermatology + hair, 80 nano-influencers</w:t>
+        <w:rPr>
+          <w:sz w:val="20"/>
+        </w:rPr>
+        <w:t>Technology: AI-driven competitive disruption in Banking, Insurance, Retail.</w:t>
       </w:r>
     </w:p>
     <w:p>
       <w:pPr>
         <w:pStyle w:val="ListBullet"/>
+        <w:spacing w:after="40"/>
       </w:pPr>
       <w:r>
-        <w:t>In-store: Re-launched gondola with refill station in 480 hypermarket doors by Q2</w:t>
-      </w:r>
-    </w:p>
-    <w:p>
-      <w:pPr>
-        <w:pStyle w:val="Heading1"/>
-      </w:pPr>
-      <w:r>
-        <w:t>6. KPIs</w:t>
+        <w:rPr>
+          <w:sz w:val="20"/>
+        </w:rPr>
+        <w:t>Talent: war for top digital talent intensifies; retention costs rise.</w:t>
       </w:r>
     </w:p>
     <w:p>
       <w:pPr>
         <w:pStyle w:val="ListBullet"/>
+        <w:spacing w:after="40"/>
       </w:pPr>
       <w:r>
-        <w:t>Value share: 11.8% to 13.6% by end-FY2026</w:t>
+        <w:rPr>
+          <w:sz w:val="20"/>
+        </w:rPr>
+        <w:t>Climate transition: physical and transition risks in select assets.</w:t>
       </w:r>
     </w:p>
     <w:p>
       <w:pPr>
         <w:pStyle w:val="ListBullet"/>
+        <w:spacing w:after="40"/>
       </w:pPr>
       <w:r>
-        <w:t>Gross margin: 28% to 31% by end-FY2026, on track to 34% by FY2028</w:t>
+        <w:rPr>
+          <w:sz w:val="20"/>
+        </w:rPr>
+        <w:t>Cyber: nation-state and ransomware threats elevated.</w:t>
       </w:r>
     </w:p>
     <w:p>
       <w:pPr>
-        <w:pStyle w:val="ListBullet"/>
+        <w:spacing w:before="240" w:after="80"/>
       </w:pPr>
       <w:r>
-        <w:t>Brand power score (Kantar): 32 to 38</w:t>
+        <w:rPr>
+          <w:b/>
+          <w:color w:val="1F2D55"/>
+          <w:sz w:val="26"/>
+        </w:rPr>
+        <w:t>Governance and review</w:t>
       </w:r>
     </w:p>
     <w:p>
       <w:pPr>
-        <w:pStyle w:val="ListBullet"/>
+        <w:spacing w:after="80"/>
       </w:pPr>
       <w:r>
-        <w:t>Refill SKU share of total volume: 4% to 12%</w:t>
+        <w:rPr>
+          <w:i w:val="0"/>
+          <w:sz w:val="20"/>
+        </w:rPr>
+        <w:t>Annual full refresh of this strategy document each February ahead of the FY budget cycle. Quarterly review at the Strategy Sub-Committee of the Board, with KPI dashboard reporting to GroupExCo monthly. Any material change in strategic direction (e.g., divestment of a Pillar division) triggers Board re-approval.</w:t>
+      </w:r>
+    </w:p>
+    <w:p>
+      <w:pPr>
+        <w:spacing w:before="240" w:after="80"/>
+      </w:pPr>
+      <w:r>
+        <w:rPr>
+          <w:b/>
+          <w:color w:val="1F2D55"/>
+          <w:sz w:val="26"/>
+        </w:rPr>
+        <w:t>Closing</w:t>
+      </w:r>
+    </w:p>
+    <w:p>
+      <w:pPr>
+        <w:spacing w:after="80"/>
+      </w:pPr>
+      <w:r>
+        <w:rPr>
+          <w:i w:val="0"/>
+          <w:sz w:val="20"/>
+        </w:rPr>
+        <w:t>Five pillars; 11 divisions; one Group. Discipline in execution is the bridge between purpose and ambition.</w:t>
+      </w:r>
+    </w:p>
+    <w:p>
+      <w:pPr>
+        <w:jc w:val="center"/>
+      </w:pPr>
+      <w:r>
+        <w:rPr>
+          <w:i/>
+          <w:color w:val="9CA3AF"/>
+          <w:sz w:val="16"/>
+        </w:rPr>
+        <w:t>— END OF DOCUMENT —</w:t>
       </w:r>
     </w:p>
     <w:sectPr>
@@ -711,10 +1692,6 @@
     <w:name w:val="Normal"/>
     <w:qFormat/>
     <w:rsid w:val="00FC693F"/>
-    <w:rPr>
-      <w:rFonts w:ascii="Aptos" w:hAnsi="Aptos"/>
-      <w:sz w:val="22"/>
-    </w:rPr>
   </w:style>
   <w:style w:type="paragraph" w:styleId="Header">
     <w:name w:val="header"/>
